--- a/HomeWork/Knowledge_Python.docx
+++ b/HomeWork/Knowledge_Python.docx
@@ -8,14 +8,16 @@
         <w:bidi w:val="0"/>
         <w:rPr>
           <w:rFonts w:hint="default"/>
-          <w:lang w:val="en-US"/>
-        </w:rPr>
-      </w:pPr>
-      <w:bookmarkStart w:id="0" w:name="_GoBack"/>
-      <w:bookmarkEnd w:id="0"/>
-      <w:r>
-        <w:rPr>
-          <w:rFonts w:hint="default"/>
+          <w:b/>
+          <w:bCs/>
+          <w:lang w:val="en-US"/>
+        </w:rPr>
+      </w:pPr>
+      <w:r>
+        <w:rPr>
+          <w:rFonts w:hint="default"/>
+          <w:b/>
+          <w:bCs/>
           <w:lang w:val="en-US"/>
         </w:rPr>
         <w:t xml:space="preserve">OS </w:t>
@@ -25,19 +27,33 @@
       <w:pPr>
         <w:rPr>
           <w:rFonts w:hint="default"/>
-          <w:lang w:val="en-US"/>
-        </w:rPr>
-      </w:pPr>
-      <w:r>
-        <w:rPr>
-          <w:rFonts w:hint="default"/>
+          <w:b/>
+          <w:bCs/>
+          <w:lang w:val="en-US"/>
+        </w:rPr>
+      </w:pPr>
+      <w:r>
+        <w:rPr>
+          <w:rFonts w:hint="default"/>
+          <w:b/>
+          <w:bCs/>
           <w:lang w:val="en-US"/>
         </w:rPr>
         <w:t>1:</w:t>
       </w:r>
     </w:p>
     <w:p>
-      <w:r>
+      <w:pPr>
+        <w:rPr>
+          <w:b/>
+          <w:bCs/>
+        </w:rPr>
+      </w:pPr>
+      <w:r>
+        <w:rPr>
+          <w:b/>
+          <w:bCs/>
+        </w:rPr>
         <w:drawing>
           <wp:inline distT="0" distB="0" distL="114300" distR="114300">
             <wp:extent cx="5272405" cy="1840230"/>
@@ -87,12 +103,16 @@
         <w:bidi w:val="0"/>
         <w:rPr>
           <w:rFonts w:hint="default"/>
-          <w:lang w:val="en-US"/>
-        </w:rPr>
-      </w:pPr>
-      <w:r>
-        <w:rPr>
-          <w:rFonts w:hint="default"/>
+          <w:b/>
+          <w:bCs/>
+          <w:lang w:val="en-US"/>
+        </w:rPr>
+      </w:pPr>
+      <w:r>
+        <w:rPr>
+          <w:rFonts w:hint="default"/>
+          <w:b/>
+          <w:bCs/>
           <w:lang w:val="en-US"/>
         </w:rPr>
         <w:t>Pandas</w:t>
@@ -106,19 +126,33 @@
         </w:numPr>
         <w:rPr>
           <w:rFonts w:hint="default"/>
-          <w:lang w:val="en-US"/>
-        </w:rPr>
-      </w:pPr>
-      <w:r>
-        <w:rPr>
-          <w:rFonts w:hint="default"/>
+          <w:b/>
+          <w:bCs/>
+          <w:lang w:val="en-US"/>
+        </w:rPr>
+      </w:pPr>
+      <w:r>
+        <w:rPr>
+          <w:rFonts w:hint="default"/>
+          <w:b/>
+          <w:bCs/>
           <w:lang w:val="en-US"/>
         </w:rPr>
         <w:t>Read file + find shape+ basic infomation</w:t>
       </w:r>
     </w:p>
     <w:p>
-      <w:r>
+      <w:pPr>
+        <w:rPr>
+          <w:b/>
+          <w:bCs/>
+        </w:rPr>
+      </w:pPr>
+      <w:r>
+        <w:rPr>
+          <w:b/>
+          <w:bCs/>
+        </w:rPr>
         <w:drawing>
           <wp:inline distT="0" distB="0" distL="114300" distR="114300">
             <wp:extent cx="5271135" cy="1537335"/>
@@ -163,7 +197,17 @@
       </w:r>
     </w:p>
     <w:p>
-      <w:r>
+      <w:pPr>
+        <w:rPr>
+          <w:b/>
+          <w:bCs/>
+        </w:rPr>
+      </w:pPr>
+      <w:r>
+        <w:rPr>
+          <w:b/>
+          <w:bCs/>
+        </w:rPr>
         <w:drawing>
           <wp:inline distT="0" distB="0" distL="114300" distR="114300">
             <wp:extent cx="1838325" cy="1000125"/>
@@ -209,6 +253,204 @@
     </w:p>
     <w:p>
       <w:pPr>
+        <w:rPr>
+          <w:b/>
+          <w:bCs/>
+        </w:rPr>
+      </w:pPr>
+      <w:r>
+        <w:rPr>
+          <w:b/>
+          <w:bCs/>
+        </w:rPr>
+        <w:drawing>
+          <wp:inline distT="0" distB="0" distL="114300" distR="114300">
+            <wp:extent cx="3409950" cy="1323975"/>
+            <wp:effectExtent l="0" t="0" r="0" b="9525"/>
+            <wp:docPr id="16" name="Picture 16"/>
+            <wp:cNvGraphicFramePr>
+              <a:graphicFrameLocks xmlns:a="http://schemas.openxmlformats.org/drawingml/2006/main" noChangeAspect="1"/>
+            </wp:cNvGraphicFramePr>
+            <a:graphic xmlns:a="http://schemas.openxmlformats.org/drawingml/2006/main">
+              <a:graphicData uri="http://schemas.openxmlformats.org/drawingml/2006/picture">
+                <pic:pic xmlns:pic="http://schemas.openxmlformats.org/drawingml/2006/picture">
+                  <pic:nvPicPr>
+                    <pic:cNvPr id="16" name="Picture 16"/>
+                    <pic:cNvPicPr>
+                      <a:picLocks noChangeAspect="1"/>
+                    </pic:cNvPicPr>
+                  </pic:nvPicPr>
+                  <pic:blipFill>
+                    <a:blip r:embed="rId7"/>
+                    <a:stretch>
+                      <a:fillRect/>
+                    </a:stretch>
+                  </pic:blipFill>
+                  <pic:spPr>
+                    <a:xfrm>
+                      <a:off x="0" y="0"/>
+                      <a:ext cx="3409950" cy="1323975"/>
+                    </a:xfrm>
+                    <a:prstGeom prst="rect">
+                      <a:avLst/>
+                    </a:prstGeom>
+                    <a:noFill/>
+                    <a:ln>
+                      <a:noFill/>
+                    </a:ln>
+                  </pic:spPr>
+                </pic:pic>
+              </a:graphicData>
+            </a:graphic>
+          </wp:inline>
+        </w:drawing>
+      </w:r>
+    </w:p>
+    <w:p>
+      <w:r>
+        <w:drawing>
+          <wp:inline distT="0" distB="0" distL="114300" distR="114300">
+            <wp:extent cx="1514475" cy="457200"/>
+            <wp:effectExtent l="0" t="0" r="9525" b="0"/>
+            <wp:docPr id="21" name="Picture 21"/>
+            <wp:cNvGraphicFramePr>
+              <a:graphicFrameLocks xmlns:a="http://schemas.openxmlformats.org/drawingml/2006/main" noChangeAspect="1"/>
+            </wp:cNvGraphicFramePr>
+            <a:graphic xmlns:a="http://schemas.openxmlformats.org/drawingml/2006/main">
+              <a:graphicData uri="http://schemas.openxmlformats.org/drawingml/2006/picture">
+                <pic:pic xmlns:pic="http://schemas.openxmlformats.org/drawingml/2006/picture">
+                  <pic:nvPicPr>
+                    <pic:cNvPr id="21" name="Picture 21"/>
+                    <pic:cNvPicPr>
+                      <a:picLocks noChangeAspect="1"/>
+                    </pic:cNvPicPr>
+                  </pic:nvPicPr>
+                  <pic:blipFill>
+                    <a:blip r:embed="rId8"/>
+                    <a:stretch>
+                      <a:fillRect/>
+                    </a:stretch>
+                  </pic:blipFill>
+                  <pic:spPr>
+                    <a:xfrm>
+                      <a:off x="0" y="0"/>
+                      <a:ext cx="1514475" cy="457200"/>
+                    </a:xfrm>
+                    <a:prstGeom prst="rect">
+                      <a:avLst/>
+                    </a:prstGeom>
+                    <a:noFill/>
+                    <a:ln>
+                      <a:noFill/>
+                    </a:ln>
+                  </pic:spPr>
+                </pic:pic>
+              </a:graphicData>
+            </a:graphic>
+          </wp:inline>
+        </w:drawing>
+      </w:r>
+    </w:p>
+    <w:p>
+      <w:r>
+        <w:drawing>
+          <wp:inline distT="0" distB="0" distL="114300" distR="114300">
+            <wp:extent cx="2724150" cy="381000"/>
+            <wp:effectExtent l="0" t="0" r="0" b="0"/>
+            <wp:docPr id="22" name="Picture 22"/>
+            <wp:cNvGraphicFramePr>
+              <a:graphicFrameLocks xmlns:a="http://schemas.openxmlformats.org/drawingml/2006/main" noChangeAspect="1"/>
+            </wp:cNvGraphicFramePr>
+            <a:graphic xmlns:a="http://schemas.openxmlformats.org/drawingml/2006/main">
+              <a:graphicData uri="http://schemas.openxmlformats.org/drawingml/2006/picture">
+                <pic:pic xmlns:pic="http://schemas.openxmlformats.org/drawingml/2006/picture">
+                  <pic:nvPicPr>
+                    <pic:cNvPr id="22" name="Picture 22"/>
+                    <pic:cNvPicPr>
+                      <a:picLocks noChangeAspect="1"/>
+                    </pic:cNvPicPr>
+                  </pic:nvPicPr>
+                  <pic:blipFill>
+                    <a:blip r:embed="rId9"/>
+                    <a:stretch>
+                      <a:fillRect/>
+                    </a:stretch>
+                  </pic:blipFill>
+                  <pic:spPr>
+                    <a:xfrm>
+                      <a:off x="0" y="0"/>
+                      <a:ext cx="2724150" cy="381000"/>
+                    </a:xfrm>
+                    <a:prstGeom prst="rect">
+                      <a:avLst/>
+                    </a:prstGeom>
+                    <a:noFill/>
+                    <a:ln>
+                      <a:noFill/>
+                    </a:ln>
+                  </pic:spPr>
+                </pic:pic>
+              </a:graphicData>
+            </a:graphic>
+          </wp:inline>
+        </w:drawing>
+      </w:r>
+    </w:p>
+    <w:p>
+      <w:r>
+        <w:drawing>
+          <wp:inline distT="0" distB="0" distL="114300" distR="114300">
+            <wp:extent cx="1095375" cy="428625"/>
+            <wp:effectExtent l="0" t="0" r="9525" b="9525"/>
+            <wp:docPr id="23" name="Picture 23"/>
+            <wp:cNvGraphicFramePr>
+              <a:graphicFrameLocks xmlns:a="http://schemas.openxmlformats.org/drawingml/2006/main" noChangeAspect="1"/>
+            </wp:cNvGraphicFramePr>
+            <a:graphic xmlns:a="http://schemas.openxmlformats.org/drawingml/2006/main">
+              <a:graphicData uri="http://schemas.openxmlformats.org/drawingml/2006/picture">
+                <pic:pic xmlns:pic="http://schemas.openxmlformats.org/drawingml/2006/picture">
+                  <pic:nvPicPr>
+                    <pic:cNvPr id="23" name="Picture 23"/>
+                    <pic:cNvPicPr>
+                      <a:picLocks noChangeAspect="1"/>
+                    </pic:cNvPicPr>
+                  </pic:nvPicPr>
+                  <pic:blipFill>
+                    <a:blip r:embed="rId10"/>
+                    <a:stretch>
+                      <a:fillRect/>
+                    </a:stretch>
+                  </pic:blipFill>
+                  <pic:spPr>
+                    <a:xfrm>
+                      <a:off x="0" y="0"/>
+                      <a:ext cx="1095375" cy="428625"/>
+                    </a:xfrm>
+                    <a:prstGeom prst="rect">
+                      <a:avLst/>
+                    </a:prstGeom>
+                    <a:noFill/>
+                    <a:ln>
+                      <a:noFill/>
+                    </a:ln>
+                  </pic:spPr>
+                </pic:pic>
+              </a:graphicData>
+            </a:graphic>
+          </wp:inline>
+        </w:drawing>
+      </w:r>
+    </w:p>
+    <w:p>
+      <w:pPr>
+        <w:rPr>
+          <w:b/>
+          <w:bCs/>
+        </w:rPr>
+      </w:pPr>
+    </w:p>
+    <w:p>
+      <w:pPr>
         <w:numPr>
           <w:ilvl w:val="0"/>
           <w:numId w:val="1"/>
@@ -217,12 +459,16 @@
         <w:ind w:left="0" w:leftChars="0" w:firstLine="0" w:firstLineChars="0"/>
         <w:rPr>
           <w:rFonts w:hint="default"/>
-          <w:lang w:val="en-US"/>
-        </w:rPr>
-      </w:pPr>
-      <w:r>
-        <w:rPr>
-          <w:rFonts w:hint="default"/>
+          <w:b/>
+          <w:bCs/>
+          <w:lang w:val="en-US"/>
+        </w:rPr>
+      </w:pPr>
+      <w:r>
+        <w:rPr>
+          <w:rFonts w:hint="default"/>
+          <w:b/>
+          <w:bCs/>
           <w:lang w:val="en-US"/>
         </w:rPr>
         <w:t>Find Moving avg:</w:t>
@@ -235,8 +481,16 @@
         </w:numPr>
         <w:bidi w:val="0"/>
         <w:ind w:leftChars="0"/>
-      </w:pPr>
-      <w:r>
+        <w:rPr>
+          <w:b/>
+          <w:bCs/>
+        </w:rPr>
+      </w:pPr>
+      <w:r>
+        <w:rPr>
+          <w:b/>
+          <w:bCs/>
+        </w:rPr>
         <w:drawing>
           <wp:inline distT="0" distB="0" distL="114300" distR="114300">
             <wp:extent cx="5274310" cy="2226310"/>
@@ -255,7 +509,7 @@
                     </pic:cNvPicPr>
                   </pic:nvPicPr>
                   <pic:blipFill>
-                    <a:blip r:embed="rId7"/>
+                    <a:blip r:embed="rId11"/>
                     <a:stretch>
                       <a:fillRect/>
                     </a:stretch>
@@ -290,12 +544,16 @@
         <w:ind w:left="0" w:leftChars="0" w:firstLine="0" w:firstLineChars="0"/>
         <w:rPr>
           <w:rFonts w:hint="default"/>
-          <w:lang w:val="en-US"/>
-        </w:rPr>
-      </w:pPr>
-      <w:r>
-        <w:rPr>
-          <w:rFonts w:hint="default"/>
+          <w:b/>
+          <w:bCs/>
+          <w:lang w:val="en-US"/>
+        </w:rPr>
+      </w:pPr>
+      <w:r>
+        <w:rPr>
+          <w:rFonts w:hint="default"/>
+          <w:b/>
+          <w:bCs/>
           <w:lang w:val="en-US"/>
         </w:rPr>
         <w:t xml:space="preserve">Tính % lợi nhuận hàng ngày : </w:t>
@@ -308,8 +566,16 @@
         </w:numPr>
         <w:bidi w:val="0"/>
         <w:ind w:leftChars="0"/>
-      </w:pPr>
-      <w:r>
+        <w:rPr>
+          <w:b/>
+          <w:bCs/>
+        </w:rPr>
+      </w:pPr>
+      <w:r>
+        <w:rPr>
+          <w:b/>
+          <w:bCs/>
+        </w:rPr>
         <w:drawing>
           <wp:inline distT="0" distB="0" distL="114300" distR="114300">
             <wp:extent cx="5268595" cy="558800"/>
@@ -328,7 +594,7 @@
                     </pic:cNvPicPr>
                   </pic:nvPicPr>
                   <pic:blipFill>
-                    <a:blip r:embed="rId8"/>
+                    <a:blip r:embed="rId12"/>
                     <a:stretch>
                       <a:fillRect/>
                     </a:stretch>
@@ -363,12 +629,16 @@
         <w:ind w:left="0" w:leftChars="0" w:firstLine="0" w:firstLineChars="0"/>
         <w:rPr>
           <w:rFonts w:hint="default"/>
-          <w:lang w:val="en-US"/>
-        </w:rPr>
-      </w:pPr>
-      <w:r>
-        <w:rPr>
-          <w:rFonts w:hint="default"/>
+          <w:b/>
+          <w:bCs/>
+          <w:lang w:val="en-US"/>
+        </w:rPr>
+      </w:pPr>
+      <w:r>
+        <w:rPr>
+          <w:rFonts w:hint="default"/>
+          <w:b/>
+          <w:bCs/>
           <w:lang w:val="en-US"/>
         </w:rPr>
         <w:t>Tính corr:</w:t>
@@ -382,11 +652,15 @@
         <w:bidi w:val="0"/>
         <w:ind w:leftChars="0"/>
         <w:rPr>
-          <w:rFonts w:hint="default"/>
-          <w:lang w:val="en-US"/>
-        </w:rPr>
-      </w:pPr>
-      <w:r>
+          <w:b/>
+          <w:bCs/>
+        </w:rPr>
+      </w:pPr>
+      <w:r>
+        <w:rPr>
+          <w:b/>
+          <w:bCs/>
+        </w:rPr>
         <w:drawing>
           <wp:inline distT="0" distB="0" distL="114300" distR="114300">
             <wp:extent cx="3733800" cy="914400"/>
@@ -405,7 +679,7 @@
                     </pic:cNvPicPr>
                   </pic:nvPicPr>
                   <pic:blipFill>
-                    <a:blip r:embed="rId9"/>
+                    <a:blip r:embed="rId13"/>
                     <a:stretch>
                       <a:fillRect/>
                     </a:stretch>
@@ -432,16 +706,279 @@
     </w:p>
     <w:p>
       <w:pPr>
+        <w:numPr>
+          <w:ilvl w:val="0"/>
+          <w:numId w:val="1"/>
+        </w:numPr>
+        <w:bidi w:val="0"/>
+        <w:ind w:left="0" w:leftChars="0" w:firstLine="0" w:firstLineChars="0"/>
+        <w:rPr>
+          <w:rFonts w:hint="default"/>
+          <w:b/>
+          <w:bCs/>
+          <w:lang w:val="en-US"/>
+        </w:rPr>
+      </w:pPr>
+      <w:r>
+        <w:rPr>
+          <w:rFonts w:hint="default"/>
+          <w:b/>
+          <w:bCs/>
+          <w:lang w:val="en-US"/>
+        </w:rPr>
+        <w:t xml:space="preserve">Hiển thị value của các item có trong cột: </w:t>
+      </w:r>
+    </w:p>
+    <w:p>
+      <w:pPr>
+        <w:numPr>
+          <w:numId w:val="0"/>
+        </w:numPr>
+        <w:bidi w:val="0"/>
+        <w:ind w:leftChars="0"/>
+        <w:rPr>
+          <w:b/>
+          <w:bCs/>
+        </w:rPr>
+      </w:pPr>
+      <w:r>
+        <w:rPr>
+          <w:b/>
+          <w:bCs/>
+        </w:rPr>
+        <w:drawing>
+          <wp:inline distT="0" distB="0" distL="114300" distR="114300">
+            <wp:extent cx="5229225" cy="628650"/>
+            <wp:effectExtent l="0" t="0" r="9525" b="0"/>
+            <wp:docPr id="20" name="Picture 20"/>
+            <wp:cNvGraphicFramePr>
+              <a:graphicFrameLocks xmlns:a="http://schemas.openxmlformats.org/drawingml/2006/main" noChangeAspect="1"/>
+            </wp:cNvGraphicFramePr>
+            <a:graphic xmlns:a="http://schemas.openxmlformats.org/drawingml/2006/main">
+              <a:graphicData uri="http://schemas.openxmlformats.org/drawingml/2006/picture">
+                <pic:pic xmlns:pic="http://schemas.openxmlformats.org/drawingml/2006/picture">
+                  <pic:nvPicPr>
+                    <pic:cNvPr id="20" name="Picture 20"/>
+                    <pic:cNvPicPr>
+                      <a:picLocks noChangeAspect="1"/>
+                    </pic:cNvPicPr>
+                  </pic:nvPicPr>
+                  <pic:blipFill>
+                    <a:blip r:embed="rId14"/>
+                    <a:stretch>
+                      <a:fillRect/>
+                    </a:stretch>
+                  </pic:blipFill>
+                  <pic:spPr>
+                    <a:xfrm>
+                      <a:off x="0" y="0"/>
+                      <a:ext cx="5229225" cy="628650"/>
+                    </a:xfrm>
+                    <a:prstGeom prst="rect">
+                      <a:avLst/>
+                    </a:prstGeom>
+                    <a:noFill/>
+                    <a:ln>
+                      <a:noFill/>
+                    </a:ln>
+                  </pic:spPr>
+                </pic:pic>
+              </a:graphicData>
+            </a:graphic>
+          </wp:inline>
+        </w:drawing>
+      </w:r>
+    </w:p>
+    <w:p>
+      <w:pPr>
+        <w:numPr>
+          <w:ilvl w:val="0"/>
+          <w:numId w:val="1"/>
+        </w:numPr>
+        <w:bidi w:val="0"/>
+        <w:ind w:left="0" w:leftChars="0" w:firstLine="0" w:firstLineChars="0"/>
+        <w:rPr>
+          <w:rFonts w:hint="default"/>
+          <w:b/>
+          <w:bCs/>
+          <w:lang w:val="en-US"/>
+        </w:rPr>
+      </w:pPr>
+      <w:r>
+        <w:rPr>
+          <w:rFonts w:hint="default"/>
+          <w:b/>
+          <w:bCs/>
+          <w:lang w:val="en-US"/>
+        </w:rPr>
+        <w:t>Hiển thị giá trị null và fill nó + xử lý dữ liệu lỗi:</w:t>
+      </w:r>
+    </w:p>
+    <w:p>
+      <w:pPr>
+        <w:numPr>
+          <w:numId w:val="0"/>
+        </w:numPr>
+        <w:bidi w:val="0"/>
+      </w:pPr>
+      <w:r>
+        <w:drawing>
+          <wp:inline distT="0" distB="0" distL="114300" distR="114300">
+            <wp:extent cx="1857375" cy="447675"/>
+            <wp:effectExtent l="0" t="0" r="9525" b="9525"/>
+            <wp:docPr id="24" name="Picture 24"/>
+            <wp:cNvGraphicFramePr>
+              <a:graphicFrameLocks xmlns:a="http://schemas.openxmlformats.org/drawingml/2006/main" noChangeAspect="1"/>
+            </wp:cNvGraphicFramePr>
+            <a:graphic xmlns:a="http://schemas.openxmlformats.org/drawingml/2006/main">
+              <a:graphicData uri="http://schemas.openxmlformats.org/drawingml/2006/picture">
+                <pic:pic xmlns:pic="http://schemas.openxmlformats.org/drawingml/2006/picture">
+                  <pic:nvPicPr>
+                    <pic:cNvPr id="24" name="Picture 24"/>
+                    <pic:cNvPicPr>
+                      <a:picLocks noChangeAspect="1"/>
+                    </pic:cNvPicPr>
+                  </pic:nvPicPr>
+                  <pic:blipFill>
+                    <a:blip r:embed="rId15"/>
+                    <a:stretch>
+                      <a:fillRect/>
+                    </a:stretch>
+                  </pic:blipFill>
+                  <pic:spPr>
+                    <a:xfrm>
+                      <a:off x="0" y="0"/>
+                      <a:ext cx="1857375" cy="447675"/>
+                    </a:xfrm>
+                    <a:prstGeom prst="rect">
+                      <a:avLst/>
+                    </a:prstGeom>
+                    <a:noFill/>
+                    <a:ln>
+                      <a:noFill/>
+                    </a:ln>
+                  </pic:spPr>
+                </pic:pic>
+              </a:graphicData>
+            </a:graphic>
+          </wp:inline>
+        </w:drawing>
+      </w:r>
+      <w:r>
+        <w:drawing>
+          <wp:inline distT="0" distB="0" distL="114300" distR="114300">
+            <wp:extent cx="5269230" cy="1061085"/>
+            <wp:effectExtent l="0" t="0" r="7620" b="5715"/>
+            <wp:docPr id="25" name="Picture 25"/>
+            <wp:cNvGraphicFramePr>
+              <a:graphicFrameLocks xmlns:a="http://schemas.openxmlformats.org/drawingml/2006/main" noChangeAspect="1"/>
+            </wp:cNvGraphicFramePr>
+            <a:graphic xmlns:a="http://schemas.openxmlformats.org/drawingml/2006/main">
+              <a:graphicData uri="http://schemas.openxmlformats.org/drawingml/2006/picture">
+                <pic:pic xmlns:pic="http://schemas.openxmlformats.org/drawingml/2006/picture">
+                  <pic:nvPicPr>
+                    <pic:cNvPr id="25" name="Picture 25"/>
+                    <pic:cNvPicPr>
+                      <a:picLocks noChangeAspect="1"/>
+                    </pic:cNvPicPr>
+                  </pic:nvPicPr>
+                  <pic:blipFill>
+                    <a:blip r:embed="rId16"/>
+                    <a:stretch>
+                      <a:fillRect/>
+                    </a:stretch>
+                  </pic:blipFill>
+                  <pic:spPr>
+                    <a:xfrm>
+                      <a:off x="0" y="0"/>
+                      <a:ext cx="5269230" cy="1061085"/>
+                    </a:xfrm>
+                    <a:prstGeom prst="rect">
+                      <a:avLst/>
+                    </a:prstGeom>
+                    <a:noFill/>
+                    <a:ln>
+                      <a:noFill/>
+                    </a:ln>
+                  </pic:spPr>
+                </pic:pic>
+              </a:graphicData>
+            </a:graphic>
+          </wp:inline>
+        </w:drawing>
+      </w:r>
+    </w:p>
+    <w:p>
+      <w:pPr>
+        <w:numPr>
+          <w:numId w:val="0"/>
+        </w:numPr>
+        <w:bidi w:val="0"/>
+        <w:rPr>
+          <w:rFonts w:hint="default"/>
+          <w:lang w:val="en-US"/>
+        </w:rPr>
+      </w:pPr>
+      <w:r>
+        <w:drawing>
+          <wp:inline distT="0" distB="0" distL="114300" distR="114300">
+            <wp:extent cx="5270500" cy="1078865"/>
+            <wp:effectExtent l="0" t="0" r="6350" b="6985"/>
+            <wp:docPr id="26" name="Picture 26"/>
+            <wp:cNvGraphicFramePr>
+              <a:graphicFrameLocks xmlns:a="http://schemas.openxmlformats.org/drawingml/2006/main" noChangeAspect="1"/>
+            </wp:cNvGraphicFramePr>
+            <a:graphic xmlns:a="http://schemas.openxmlformats.org/drawingml/2006/main">
+              <a:graphicData uri="http://schemas.openxmlformats.org/drawingml/2006/picture">
+                <pic:pic xmlns:pic="http://schemas.openxmlformats.org/drawingml/2006/picture">
+                  <pic:nvPicPr>
+                    <pic:cNvPr id="26" name="Picture 26"/>
+                    <pic:cNvPicPr>
+                      <a:picLocks noChangeAspect="1"/>
+                    </pic:cNvPicPr>
+                  </pic:nvPicPr>
+                  <pic:blipFill>
+                    <a:blip r:embed="rId17"/>
+                    <a:stretch>
+                      <a:fillRect/>
+                    </a:stretch>
+                  </pic:blipFill>
+                  <pic:spPr>
+                    <a:xfrm>
+                      <a:off x="0" y="0"/>
+                      <a:ext cx="5270500" cy="1078865"/>
+                    </a:xfrm>
+                    <a:prstGeom prst="rect">
+                      <a:avLst/>
+                    </a:prstGeom>
+                    <a:noFill/>
+                    <a:ln>
+                      <a:noFill/>
+                    </a:ln>
+                  </pic:spPr>
+                </pic:pic>
+              </a:graphicData>
+            </a:graphic>
+          </wp:inline>
+        </w:drawing>
+      </w:r>
+    </w:p>
+    <w:p>
+      <w:pPr>
         <w:pStyle w:val="2"/>
         <w:bidi w:val="0"/>
         <w:rPr>
           <w:rFonts w:hint="default"/>
-          <w:lang w:val="en-US"/>
-        </w:rPr>
-      </w:pPr>
-      <w:r>
-        <w:rPr>
-          <w:rFonts w:hint="default"/>
+          <w:b/>
+          <w:bCs/>
+          <w:lang w:val="en-US"/>
+        </w:rPr>
+      </w:pPr>
+      <w:r>
+        <w:rPr>
+          <w:rFonts w:hint="default"/>
+          <w:b/>
+          <w:bCs/>
           <w:lang w:val="en-US"/>
         </w:rPr>
         <w:t>Statistic</w:t>
@@ -455,12 +992,16 @@
         </w:numPr>
         <w:rPr>
           <w:rFonts w:hint="default"/>
-          <w:lang w:val="en-US"/>
-        </w:rPr>
-      </w:pPr>
-      <w:r>
-        <w:rPr>
-          <w:rFonts w:hint="default"/>
+          <w:b/>
+          <w:bCs/>
+          <w:lang w:val="en-US"/>
+        </w:rPr>
+      </w:pPr>
+      <w:r>
+        <w:rPr>
+          <w:rFonts w:hint="default"/>
+          <w:b/>
+          <w:bCs/>
           <w:lang w:val="en-US"/>
         </w:rPr>
         <w:t>Find mean, avg, min, max …</w:t>
@@ -471,8 +1012,16 @@
         <w:numPr>
           <w:numId w:val="0"/>
         </w:numPr>
-      </w:pPr>
-      <w:r>
+        <w:rPr>
+          <w:b/>
+          <w:bCs/>
+        </w:rPr>
+      </w:pPr>
+      <w:r>
+        <w:rPr>
+          <w:b/>
+          <w:bCs/>
+        </w:rPr>
         <w:drawing>
           <wp:inline distT="0" distB="0" distL="114300" distR="114300">
             <wp:extent cx="3933825" cy="1266825"/>
@@ -491,7 +1040,7 @@
                     </pic:cNvPicPr>
                   </pic:nvPicPr>
                   <pic:blipFill>
-                    <a:blip r:embed="rId10"/>
+                    <a:blip r:embed="rId18"/>
                     <a:stretch>
                       <a:fillRect/>
                     </a:stretch>
@@ -521,6 +1070,10 @@
         <w:numPr>
           <w:numId w:val="0"/>
         </w:numPr>
+        <w:rPr>
+          <w:b/>
+          <w:bCs/>
+        </w:rPr>
       </w:pPr>
     </w:p>
     <w:p>
@@ -529,12 +1082,16 @@
         <w:bidi w:val="0"/>
         <w:rPr>
           <w:rFonts w:hint="default"/>
-          <w:lang w:val="en-US"/>
-        </w:rPr>
-      </w:pPr>
-      <w:r>
-        <w:rPr>
-          <w:rFonts w:hint="default"/>
+          <w:b/>
+          <w:bCs/>
+          <w:lang w:val="en-US"/>
+        </w:rPr>
+      </w:pPr>
+      <w:r>
+        <w:rPr>
+          <w:rFonts w:hint="default"/>
+          <w:b/>
+          <w:bCs/>
           <w:lang w:val="en-US"/>
         </w:rPr>
         <w:t>Seaborn</w:t>
@@ -548,12 +1105,16 @@
         </w:numPr>
         <w:rPr>
           <w:rFonts w:hint="default"/>
-          <w:lang w:val="en-US"/>
-        </w:rPr>
-      </w:pPr>
-      <w:r>
-        <w:rPr>
-          <w:rFonts w:hint="default"/>
+          <w:b/>
+          <w:bCs/>
+          <w:lang w:val="en-US"/>
+        </w:rPr>
+      </w:pPr>
+      <w:r>
+        <w:rPr>
+          <w:rFonts w:hint="default"/>
+          <w:b/>
+          <w:bCs/>
           <w:lang w:val="en-US"/>
         </w:rPr>
         <w:t>Vẽ dồ thị đơn giản biểu thị dữ liệu trong 1 cột:</w:t>
@@ -564,8 +1125,16 @@
         <w:numPr>
           <w:numId w:val="0"/>
         </w:numPr>
-      </w:pPr>
-      <w:r>
+        <w:rPr>
+          <w:b/>
+          <w:bCs/>
+        </w:rPr>
+      </w:pPr>
+      <w:r>
+        <w:rPr>
+          <w:b/>
+          <w:bCs/>
+        </w:rPr>
         <w:drawing>
           <wp:inline distT="0" distB="0" distL="114300" distR="114300">
             <wp:extent cx="4543425" cy="1028700"/>
@@ -584,7 +1153,7 @@
                     </pic:cNvPicPr>
                   </pic:nvPicPr>
                   <pic:blipFill>
-                    <a:blip r:embed="rId11"/>
+                    <a:blip r:embed="rId19"/>
                     <a:stretch>
                       <a:fillRect/>
                     </a:stretch>
@@ -618,12 +1187,16 @@
         <w:ind w:left="0" w:leftChars="0" w:firstLine="0" w:firstLineChars="0"/>
         <w:rPr>
           <w:rFonts w:hint="default"/>
-          <w:lang w:val="en-US"/>
-        </w:rPr>
-      </w:pPr>
-      <w:r>
-        <w:rPr>
-          <w:rFonts w:hint="default"/>
+          <w:b/>
+          <w:bCs/>
+          <w:lang w:val="en-US"/>
+        </w:rPr>
+      </w:pPr>
+      <w:r>
+        <w:rPr>
+          <w:rFonts w:hint="default"/>
+          <w:b/>
+          <w:bCs/>
           <w:lang w:val="en-US"/>
         </w:rPr>
         <w:t xml:space="preserve">Vẽ biểu đồ heat map: </w:t>
@@ -636,11 +1209,15 @@
         </w:numPr>
         <w:ind w:leftChars="0"/>
         <w:rPr>
-          <w:rFonts w:hint="default"/>
-          <w:lang w:val="en-US"/>
-        </w:rPr>
-      </w:pPr>
-      <w:r>
+          <w:b/>
+          <w:bCs/>
+        </w:rPr>
+      </w:pPr>
+      <w:r>
+        <w:rPr>
+          <w:b/>
+          <w:bCs/>
+        </w:rPr>
         <w:drawing>
           <wp:inline distT="0" distB="0" distL="114300" distR="114300">
             <wp:extent cx="3733800" cy="914400"/>
@@ -659,7 +1236,7 @@
                     </pic:cNvPicPr>
                   </pic:nvPicPr>
                   <pic:blipFill>
-                    <a:blip r:embed="rId9"/>
+                    <a:blip r:embed="rId13"/>
                     <a:stretch>
                       <a:fillRect/>
                     </a:stretch>
@@ -684,6 +1261,200 @@
         </w:drawing>
       </w:r>
     </w:p>
+    <w:p>
+      <w:pPr>
+        <w:pStyle w:val="2"/>
+        <w:bidi w:val="0"/>
+        <w:rPr>
+          <w:rFonts w:hint="default"/>
+          <w:b/>
+          <w:bCs/>
+          <w:lang w:val="en-US"/>
+        </w:rPr>
+      </w:pPr>
+      <w:r>
+        <w:rPr>
+          <w:rFonts w:hint="default"/>
+          <w:b/>
+          <w:bCs/>
+          <w:lang w:val="en-US"/>
+        </w:rPr>
+        <w:t>Numpy</w:t>
+      </w:r>
+    </w:p>
+    <w:p>
+      <w:pPr>
+        <w:numPr>
+          <w:ilvl w:val="0"/>
+          <w:numId w:val="4"/>
+        </w:numPr>
+        <w:rPr>
+          <w:rFonts w:hint="default"/>
+          <w:b/>
+          <w:bCs/>
+          <w:lang w:val="en-US"/>
+        </w:rPr>
+      </w:pPr>
+      <w:r>
+        <w:rPr>
+          <w:rFonts w:hint="default"/>
+          <w:b/>
+          <w:bCs/>
+          <w:lang w:val="en-US"/>
+        </w:rPr>
+        <w:t>Hiển thị các mục data trong một cột:</w:t>
+      </w:r>
+    </w:p>
+    <w:p>
+      <w:pPr>
+        <w:numPr>
+          <w:numId w:val="0"/>
+        </w:numPr>
+        <w:rPr>
+          <w:b/>
+          <w:bCs/>
+        </w:rPr>
+      </w:pPr>
+      <w:r>
+        <w:rPr>
+          <w:b/>
+          <w:bCs/>
+        </w:rPr>
+        <w:drawing>
+          <wp:inline distT="0" distB="0" distL="114300" distR="114300">
+            <wp:extent cx="4057650" cy="1657350"/>
+            <wp:effectExtent l="0" t="0" r="0" b="0"/>
+            <wp:docPr id="18" name="Picture 18"/>
+            <wp:cNvGraphicFramePr>
+              <a:graphicFrameLocks xmlns:a="http://schemas.openxmlformats.org/drawingml/2006/main" noChangeAspect="1"/>
+            </wp:cNvGraphicFramePr>
+            <a:graphic xmlns:a="http://schemas.openxmlformats.org/drawingml/2006/main">
+              <a:graphicData uri="http://schemas.openxmlformats.org/drawingml/2006/picture">
+                <pic:pic xmlns:pic="http://schemas.openxmlformats.org/drawingml/2006/picture">
+                  <pic:nvPicPr>
+                    <pic:cNvPr id="18" name="Picture 18"/>
+                    <pic:cNvPicPr>
+                      <a:picLocks noChangeAspect="1"/>
+                    </pic:cNvPicPr>
+                  </pic:nvPicPr>
+                  <pic:blipFill>
+                    <a:blip r:embed="rId20"/>
+                    <a:stretch>
+                      <a:fillRect/>
+                    </a:stretch>
+                  </pic:blipFill>
+                  <pic:spPr>
+                    <a:xfrm>
+                      <a:off x="0" y="0"/>
+                      <a:ext cx="4057650" cy="1657350"/>
+                    </a:xfrm>
+                    <a:prstGeom prst="rect">
+                      <a:avLst/>
+                    </a:prstGeom>
+                    <a:noFill/>
+                    <a:ln>
+                      <a:noFill/>
+                    </a:ln>
+                  </pic:spPr>
+                </pic:pic>
+              </a:graphicData>
+            </a:graphic>
+          </wp:inline>
+        </w:drawing>
+      </w:r>
+    </w:p>
+    <w:p>
+      <w:pPr>
+        <w:pStyle w:val="2"/>
+        <w:bidi w:val="0"/>
+        <w:rPr>
+          <w:rFonts w:hint="default"/>
+          <w:lang w:val="en-US"/>
+        </w:rPr>
+      </w:pPr>
+      <w:r>
+        <w:rPr>
+          <w:rFonts w:hint="default"/>
+          <w:lang w:val="en-US"/>
+        </w:rPr>
+        <w:t>Matplotlib</w:t>
+      </w:r>
+    </w:p>
+    <w:p>
+      <w:pPr>
+        <w:numPr>
+          <w:ilvl w:val="0"/>
+          <w:numId w:val="5"/>
+        </w:numPr>
+        <w:rPr>
+          <w:rFonts w:hint="default"/>
+          <w:lang w:val="en-US"/>
+        </w:rPr>
+      </w:pPr>
+      <w:r>
+        <w:rPr>
+          <w:rFonts w:hint="default"/>
+          <w:lang w:val="en-US"/>
+        </w:rPr>
+        <w:t>Vẽ biểu đồ cơ bản:</w:t>
+      </w:r>
+    </w:p>
+    <w:p>
+      <w:pPr>
+        <w:numPr>
+          <w:numId w:val="0"/>
+        </w:numPr>
+        <w:rPr>
+          <w:rFonts w:hint="default"/>
+          <w:lang w:val="en-US"/>
+        </w:rPr>
+      </w:pPr>
+      <w:r>
+        <w:drawing>
+          <wp:inline distT="0" distB="0" distL="114300" distR="114300">
+            <wp:extent cx="5266690" cy="1473835"/>
+            <wp:effectExtent l="0" t="0" r="10160" b="12065"/>
+            <wp:docPr id="27" name="Picture 27"/>
+            <wp:cNvGraphicFramePr>
+              <a:graphicFrameLocks xmlns:a="http://schemas.openxmlformats.org/drawingml/2006/main" noChangeAspect="1"/>
+            </wp:cNvGraphicFramePr>
+            <a:graphic xmlns:a="http://schemas.openxmlformats.org/drawingml/2006/main">
+              <a:graphicData uri="http://schemas.openxmlformats.org/drawingml/2006/picture">
+                <pic:pic xmlns:pic="http://schemas.openxmlformats.org/drawingml/2006/picture">
+                  <pic:nvPicPr>
+                    <pic:cNvPr id="27" name="Picture 27"/>
+                    <pic:cNvPicPr>
+                      <a:picLocks noChangeAspect="1"/>
+                    </pic:cNvPicPr>
+                  </pic:nvPicPr>
+                  <pic:blipFill>
+                    <a:blip r:embed="rId21"/>
+                    <a:stretch>
+                      <a:fillRect/>
+                    </a:stretch>
+                  </pic:blipFill>
+                  <pic:spPr>
+                    <a:xfrm>
+                      <a:off x="0" y="0"/>
+                      <a:ext cx="5266690" cy="1473835"/>
+                    </a:xfrm>
+                    <a:prstGeom prst="rect">
+                      <a:avLst/>
+                    </a:prstGeom>
+                    <a:noFill/>
+                    <a:ln>
+                      <a:noFill/>
+                    </a:ln>
+                  </pic:spPr>
+                </pic:pic>
+              </a:graphicData>
+            </a:graphic>
+          </wp:inline>
+        </w:drawing>
+      </w:r>
+      <w:bookmarkStart w:id="0" w:name="_GoBack"/>
+      <w:bookmarkEnd w:id="0"/>
+    </w:p>
     <w:sectPr>
       <w:pgSz w:w="11906" w:h="16838"/>
       <w:pgMar w:top="1440" w:right="1800" w:bottom="1440" w:left="1800" w:header="720" w:footer="720" w:gutter="0"/>
@@ -697,6 +1468,18 @@
 <file path=word/numbering.xml><?xml version="1.0" encoding="utf-8"?>
 <w:numbering xmlns:wpc="http://schemas.microsoft.com/office/word/2010/wordprocessingCanvas" xmlns:mc="http://schemas.openxmlformats.org/markup-compatibility/2006" xmlns:o="urn:schemas-microsoft-com:office:office" xmlns:r="http://schemas.openxmlformats.org/officeDocument/2006/relationships" xmlns:m="http://schemas.openxmlformats.org/officeDocument/2006/math" xmlns:v="urn:schemas-microsoft-com:vml" xmlns:wp14="http://schemas.microsoft.com/office/word/2010/wordprocessingDrawing" xmlns:wp="http://schemas.openxmlformats.org/drawingml/2006/wordprocessingDrawing" xmlns:w10="urn:schemas-microsoft-com:office:word" xmlns:w="http://schemas.openxmlformats.org/wordprocessingml/2006/main" xmlns:w14="http://schemas.microsoft.com/office/word/2010/wordml" xmlns:wpg="http://schemas.microsoft.com/office/word/2010/wordprocessingGroup" xmlns:wpi="http://schemas.microsoft.com/office/word/2010/wordprocessingInk" xmlns:wne="http://schemas.microsoft.com/office/word/2006/wordml" xmlns:wps="http://schemas.microsoft.com/office/word/2010/wordprocessingShape" xmlns:wpsCustomData="http://www.wps.cn/officeDocument/2013/wpsCustomData" mc:Ignorable="w14 wp14">
   <w:abstractNum w:abstractNumId="0">
+    <w:nsid w:val="905E1D43"/>
+    <w:multiLevelType w:val="singleLevel"/>
+    <w:tmpl w:val="905E1D43"/>
+    <w:lvl w:ilvl="0" w:tentative="0">
+      <w:start w:val="1"/>
+      <w:numFmt w:val="decimal"/>
+      <w:suff w:val="space"/>
+      <w:lvlText w:val="%1."/>
+      <w:lvlJc w:val="left"/>
+    </w:lvl>
+  </w:abstractNum>
+  <w:abstractNum w:abstractNumId="1">
     <w:nsid w:val="99D8452F"/>
     <w:multiLevelType w:val="singleLevel"/>
     <w:tmpl w:val="99D8452F"/>
@@ -708,7 +1491,19 @@
       <w:lvlJc w:val="left"/>
     </w:lvl>
   </w:abstractNum>
-  <w:abstractNum w:abstractNumId="1">
+  <w:abstractNum w:abstractNumId="2">
+    <w:nsid w:val="DD38C59F"/>
+    <w:multiLevelType w:val="singleLevel"/>
+    <w:tmpl w:val="DD38C59F"/>
+    <w:lvl w:ilvl="0" w:tentative="0">
+      <w:start w:val="1"/>
+      <w:numFmt w:val="decimal"/>
+      <w:suff w:val="space"/>
+      <w:lvlText w:val="%1."/>
+      <w:lvlJc w:val="left"/>
+    </w:lvl>
+  </w:abstractNum>
+  <w:abstractNum w:abstractNumId="3">
     <w:nsid w:val="F17FC1AB"/>
     <w:multiLevelType w:val="singleLevel"/>
     <w:tmpl w:val="F17FC1AB"/>
@@ -720,7 +1515,7 @@
       <w:lvlJc w:val="left"/>
     </w:lvl>
   </w:abstractNum>
-  <w:abstractNum w:abstractNumId="2">
+  <w:abstractNum w:abstractNumId="4">
     <w:nsid w:val="61885CB6"/>
     <w:multiLevelType w:val="singleLevel"/>
     <w:tmpl w:val="61885CB6"/>
@@ -733,13 +1528,19 @@
     </w:lvl>
   </w:abstractNum>
   <w:num w:numId="1">
-    <w:abstractNumId w:val="0"/>
+    <w:abstractNumId w:val="1"/>
   </w:num>
   <w:num w:numId="2">
+    <w:abstractNumId w:val="4"/>
+  </w:num>
+  <w:num w:numId="3">
+    <w:abstractNumId w:val="3"/>
+  </w:num>
+  <w:num w:numId="4">
     <w:abstractNumId w:val="2"/>
   </w:num>
-  <w:num w:numId="3">
-    <w:abstractNumId w:val="1"/>
+  <w:num w:numId="5">
+    <w:abstractNumId w:val="0"/>
   </w:num>
 </w:numbering>
 </file>

--- a/HomeWork/Knowledge_Python.docx
+++ b/HomeWork/Knowledge_Python.docx
@@ -1263,6 +1263,87 @@
     </w:p>
     <w:p>
       <w:pPr>
+        <w:numPr>
+          <w:ilvl w:val="0"/>
+          <w:numId w:val="3"/>
+        </w:numPr>
+        <w:ind w:left="0" w:leftChars="0" w:firstLine="0" w:firstLineChars="0"/>
+        <w:rPr>
+          <w:rFonts w:hint="default"/>
+          <w:b/>
+          <w:bCs/>
+          <w:lang w:val="en-US"/>
+        </w:rPr>
+      </w:pPr>
+      <w:r>
+        <w:rPr>
+          <w:rFonts w:hint="default"/>
+          <w:b/>
+          <w:bCs/>
+          <w:lang w:val="en-US"/>
+        </w:rPr>
+        <w:t xml:space="preserve">Vẽ biểu đồ count values của item trong cột: </w:t>
+      </w:r>
+    </w:p>
+    <w:p>
+      <w:pPr>
+        <w:numPr>
+          <w:numId w:val="0"/>
+        </w:numPr>
+        <w:ind w:leftChars="0"/>
+        <w:rPr>
+          <w:rFonts w:hint="default"/>
+          <w:b/>
+          <w:bCs/>
+          <w:lang w:val="en-US"/>
+        </w:rPr>
+      </w:pPr>
+      <w:r>
+        <w:drawing>
+          <wp:inline distT="0" distB="0" distL="114300" distR="114300">
+            <wp:extent cx="4695825" cy="1428750"/>
+            <wp:effectExtent l="0" t="0" r="9525" b="0"/>
+            <wp:docPr id="29" name="Picture 29"/>
+            <wp:cNvGraphicFramePr>
+              <a:graphicFrameLocks xmlns:a="http://schemas.openxmlformats.org/drawingml/2006/main" noChangeAspect="1"/>
+            </wp:cNvGraphicFramePr>
+            <a:graphic xmlns:a="http://schemas.openxmlformats.org/drawingml/2006/main">
+              <a:graphicData uri="http://schemas.openxmlformats.org/drawingml/2006/picture">
+                <pic:pic xmlns:pic="http://schemas.openxmlformats.org/drawingml/2006/picture">
+                  <pic:nvPicPr>
+                    <pic:cNvPr id="29" name="Picture 29"/>
+                    <pic:cNvPicPr>
+                      <a:picLocks noChangeAspect="1"/>
+                    </pic:cNvPicPr>
+                  </pic:nvPicPr>
+                  <pic:blipFill>
+                    <a:blip r:embed="rId20"/>
+                    <a:stretch>
+                      <a:fillRect/>
+                    </a:stretch>
+                  </pic:blipFill>
+                  <pic:spPr>
+                    <a:xfrm>
+                      <a:off x="0" y="0"/>
+                      <a:ext cx="4695825" cy="1428750"/>
+                    </a:xfrm>
+                    <a:prstGeom prst="rect">
+                      <a:avLst/>
+                    </a:prstGeom>
+                    <a:noFill/>
+                    <a:ln>
+                      <a:noFill/>
+                    </a:ln>
+                  </pic:spPr>
+                </pic:pic>
+              </a:graphicData>
+            </a:graphic>
+          </wp:inline>
+        </w:drawing>
+      </w:r>
+    </w:p>
+    <w:p>
+      <w:pPr>
         <w:pStyle w:val="2"/>
         <w:bidi w:val="0"/>
         <w:rPr>
@@ -1338,7 +1419,7 @@
                     </pic:cNvPicPr>
                   </pic:nvPicPr>
                   <pic:blipFill>
-                    <a:blip r:embed="rId20"/>
+                    <a:blip r:embed="rId21"/>
                     <a:stretch>
                       <a:fillRect/>
                     </a:stretch>
@@ -1409,6 +1490,7 @@
           <w:lang w:val="en-US"/>
         </w:rPr>
       </w:pPr>
+      <w:bookmarkStart w:id="0" w:name="_GoBack"/>
       <w:r>
         <w:drawing>
           <wp:inline distT="0" distB="0" distL="114300" distR="114300">
@@ -1428,7 +1510,7 @@
                     </pic:cNvPicPr>
                   </pic:nvPicPr>
                   <pic:blipFill>
-                    <a:blip r:embed="rId21"/>
+                    <a:blip r:embed="rId22"/>
                     <a:stretch>
                       <a:fillRect/>
                     </a:stretch>
@@ -1452,7 +1534,6 @@
           </wp:inline>
         </w:drawing>
       </w:r>
-      <w:bookmarkStart w:id="0" w:name="_GoBack"/>
       <w:bookmarkEnd w:id="0"/>
     </w:p>
     <w:sectPr>

--- a/HomeWork/Knowledge_Python.docx
+++ b/HomeWork/Knowledge_Python.docx
@@ -477,6 +477,7 @@
     <w:p>
       <w:pPr>
         <w:numPr>
+          <w:ilvl w:val="0"/>
           <w:numId w:val="0"/>
         </w:numPr>
         <w:bidi w:val="0"/>
@@ -562,6 +563,7 @@
     <w:p>
       <w:pPr>
         <w:numPr>
+          <w:ilvl w:val="0"/>
           <w:numId w:val="0"/>
         </w:numPr>
         <w:bidi w:val="0"/>
@@ -647,6 +649,7 @@
     <w:p>
       <w:pPr>
         <w:numPr>
+          <w:ilvl w:val="0"/>
           <w:numId w:val="0"/>
         </w:numPr>
         <w:bidi w:val="0"/>
@@ -732,6 +735,7 @@
     <w:p>
       <w:pPr>
         <w:numPr>
+          <w:ilvl w:val="0"/>
           <w:numId w:val="0"/>
         </w:numPr>
         <w:bidi w:val="0"/>
@@ -817,6 +821,7 @@
     <w:p>
       <w:pPr>
         <w:numPr>
+          <w:ilvl w:val="0"/>
           <w:numId w:val="0"/>
         </w:numPr>
         <w:bidi w:val="0"/>
@@ -911,6 +916,7 @@
     <w:p>
       <w:pPr>
         <w:numPr>
+          <w:ilvl w:val="0"/>
           <w:numId w:val="0"/>
         </w:numPr>
         <w:bidi w:val="0"/>
@@ -1010,6 +1016,7 @@
     <w:p>
       <w:pPr>
         <w:numPr>
+          <w:ilvl w:val="0"/>
           <w:numId w:val="0"/>
         </w:numPr>
         <w:rPr>
@@ -1068,6 +1075,7 @@
     <w:p>
       <w:pPr>
         <w:numPr>
+          <w:ilvl w:val="0"/>
           <w:numId w:val="0"/>
         </w:numPr>
         <w:rPr>
@@ -1123,6 +1131,7 @@
     <w:p>
       <w:pPr>
         <w:numPr>
+          <w:ilvl w:val="0"/>
           <w:numId w:val="0"/>
         </w:numPr>
         <w:rPr>
@@ -1205,6 +1214,7 @@
     <w:p>
       <w:pPr>
         <w:numPr>
+          <w:ilvl w:val="0"/>
           <w:numId w:val="0"/>
         </w:numPr>
         <w:ind w:leftChars="0"/>
@@ -1288,6 +1298,7 @@
     <w:p>
       <w:pPr>
         <w:numPr>
+          <w:ilvl w:val="0"/>
           <w:numId w:val="0"/>
         </w:numPr>
         <w:ind w:leftChars="0"/>
@@ -1389,6 +1400,7 @@
     <w:p>
       <w:pPr>
         <w:numPr>
+          <w:ilvl w:val="0"/>
           <w:numId w:val="0"/>
         </w:numPr>
         <w:rPr>
@@ -1483,14 +1495,10 @@
     <w:p>
       <w:pPr>
         <w:numPr>
+          <w:ilvl w:val="0"/>
           <w:numId w:val="0"/>
         </w:numPr>
-        <w:rPr>
-          <w:rFonts w:hint="default"/>
-          <w:lang w:val="en-US"/>
-        </w:rPr>
-      </w:pPr>
-      <w:bookmarkStart w:id="0" w:name="_GoBack"/>
+      </w:pPr>
       <w:r>
         <w:drawing>
           <wp:inline distT="0" distB="0" distL="114300" distR="114300">
@@ -1534,6 +1542,97 @@
           </wp:inline>
         </w:drawing>
       </w:r>
+    </w:p>
+    <w:p>
+      <w:pPr>
+        <w:pStyle w:val="2"/>
+        <w:bidi w:val="0"/>
+        <w:rPr>
+          <w:rFonts w:hint="default"/>
+          <w:lang w:val="en-US"/>
+        </w:rPr>
+      </w:pPr>
+      <w:r>
+        <w:rPr>
+          <w:rFonts w:hint="default"/>
+          <w:lang w:val="en-US"/>
+        </w:rPr>
+        <w:t>CSV:</w:t>
+      </w:r>
+    </w:p>
+    <w:p>
+      <w:pPr>
+        <w:numPr>
+          <w:ilvl w:val="0"/>
+          <w:numId w:val="6"/>
+        </w:numPr>
+        <w:rPr>
+          <w:rFonts w:hint="default"/>
+          <w:lang w:val="en-US"/>
+        </w:rPr>
+      </w:pPr>
+      <w:r>
+        <w:rPr>
+          <w:rFonts w:hint="default"/>
+          <w:lang w:val="en-US"/>
+        </w:rPr>
+        <w:t>Đọc từng dòng trong file csv</w:t>
+      </w:r>
+    </w:p>
+    <w:p>
+      <w:pPr>
+        <w:numPr>
+          <w:numId w:val="0"/>
+        </w:numPr>
+        <w:rPr>
+          <w:rFonts w:hint="default"/>
+          <w:lang w:val="en-US"/>
+        </w:rPr>
+      </w:pPr>
+      <w:r>
+        <w:drawing>
+          <wp:inline distT="0" distB="0" distL="114300" distR="114300">
+            <wp:extent cx="5269865" cy="1969770"/>
+            <wp:effectExtent l="0" t="0" r="6985" b="11430"/>
+            <wp:docPr id="4" name="Picture 2"/>
+            <wp:cNvGraphicFramePr>
+              <a:graphicFrameLocks xmlns:a="http://schemas.openxmlformats.org/drawingml/2006/main" noChangeAspect="1"/>
+            </wp:cNvGraphicFramePr>
+            <a:graphic xmlns:a="http://schemas.openxmlformats.org/drawingml/2006/main">
+              <a:graphicData uri="http://schemas.openxmlformats.org/drawingml/2006/picture">
+                <pic:pic xmlns:pic="http://schemas.openxmlformats.org/drawingml/2006/picture">
+                  <pic:nvPicPr>
+                    <pic:cNvPr id="4" name="Picture 2"/>
+                    <pic:cNvPicPr>
+                      <a:picLocks noChangeAspect="1"/>
+                    </pic:cNvPicPr>
+                  </pic:nvPicPr>
+                  <pic:blipFill>
+                    <a:blip r:embed="rId23"/>
+                    <a:stretch>
+                      <a:fillRect/>
+                    </a:stretch>
+                  </pic:blipFill>
+                  <pic:spPr>
+                    <a:xfrm>
+                      <a:off x="0" y="0"/>
+                      <a:ext cx="5269865" cy="1969770"/>
+                    </a:xfrm>
+                    <a:prstGeom prst="rect">
+                      <a:avLst/>
+                    </a:prstGeom>
+                    <a:noFill/>
+                    <a:ln>
+                      <a:noFill/>
+                    </a:ln>
+                  </pic:spPr>
+                </pic:pic>
+              </a:graphicData>
+            </a:graphic>
+          </wp:inline>
+        </w:drawing>
+      </w:r>
+      <w:bookmarkStart w:id="0" w:name="_GoBack"/>
       <w:bookmarkEnd w:id="0"/>
     </w:p>
     <w:sectPr>
@@ -1608,6 +1707,18 @@
       <w:lvlJc w:val="left"/>
     </w:lvl>
   </w:abstractNum>
+  <w:abstractNum w:abstractNumId="5">
+    <w:nsid w:val="6619AF4F"/>
+    <w:multiLevelType w:val="singleLevel"/>
+    <w:tmpl w:val="6619AF4F"/>
+    <w:lvl w:ilvl="0" w:tentative="0">
+      <w:start w:val="1"/>
+      <w:numFmt w:val="decimal"/>
+      <w:suff w:val="space"/>
+      <w:lvlText w:val="%1."/>
+      <w:lvlJc w:val="left"/>
+    </w:lvl>
+  </w:abstractNum>
   <w:num w:numId="1">
     <w:abstractNumId w:val="1"/>
   </w:num>
@@ -1622,6 +1733,9 @@
   </w:num>
   <w:num w:numId="5">
     <w:abstractNumId w:val="0"/>
+  </w:num>
+  <w:num w:numId="6">
+    <w:abstractNumId w:val="5"/>
   </w:num>
 </w:numbering>
 </file>

--- a/HomeWork/Knowledge_Python.docx
+++ b/HomeWork/Knowledge_Python.docx
@@ -920,10 +920,15 @@
           <w:numId w:val="0"/>
         </w:numPr>
         <w:bidi w:val="0"/>
-        <w:rPr>
-          <w:rFonts w:hint="default"/>
-          <w:lang w:val="en-US"/>
-        </w:rPr>
+      </w:pPr>
+    </w:p>
+    <w:p>
+      <w:pPr>
+        <w:numPr>
+          <w:ilvl w:val="0"/>
+          <w:numId w:val="0"/>
+        </w:numPr>
+        <w:bidi w:val="0"/>
       </w:pPr>
       <w:r>
         <w:drawing>
@@ -971,6 +976,317 @@
     </w:p>
     <w:p>
       <w:pPr>
+        <w:numPr>
+          <w:ilvl w:val="0"/>
+          <w:numId w:val="1"/>
+        </w:numPr>
+        <w:bidi w:val="0"/>
+        <w:ind w:left="0" w:leftChars="0" w:firstLine="0" w:firstLineChars="0"/>
+        <w:rPr>
+          <w:rFonts w:hint="default"/>
+          <w:lang w:val="en-US"/>
+        </w:rPr>
+      </w:pPr>
+      <w:r>
+        <w:rPr>
+          <w:rFonts w:hint="default"/>
+          <w:lang w:val="en-US"/>
+        </w:rPr>
+        <w:t>Vẽ biểu đồ phân tán:</w:t>
+      </w:r>
+    </w:p>
+    <w:p>
+      <w:pPr>
+        <w:numPr>
+          <w:numId w:val="0"/>
+        </w:numPr>
+        <w:bidi w:val="0"/>
+      </w:pPr>
+      <w:r>
+        <w:drawing>
+          <wp:inline distT="0" distB="0" distL="114300" distR="114300">
+            <wp:extent cx="5268595" cy="3340100"/>
+            <wp:effectExtent l="0" t="0" r="8255" b="12700"/>
+            <wp:docPr id="1" name="Picture 1"/>
+            <wp:cNvGraphicFramePr>
+              <a:graphicFrameLocks xmlns:a="http://schemas.openxmlformats.org/drawingml/2006/main" noChangeAspect="1"/>
+            </wp:cNvGraphicFramePr>
+            <a:graphic xmlns:a="http://schemas.openxmlformats.org/drawingml/2006/main">
+              <a:graphicData uri="http://schemas.openxmlformats.org/drawingml/2006/picture">
+                <pic:pic xmlns:pic="http://schemas.openxmlformats.org/drawingml/2006/picture">
+                  <pic:nvPicPr>
+                    <pic:cNvPr id="1" name="Picture 1"/>
+                    <pic:cNvPicPr>
+                      <a:picLocks noChangeAspect="1"/>
+                    </pic:cNvPicPr>
+                  </pic:nvPicPr>
+                  <pic:blipFill>
+                    <a:blip r:embed="rId18"/>
+                    <a:stretch>
+                      <a:fillRect/>
+                    </a:stretch>
+                  </pic:blipFill>
+                  <pic:spPr>
+                    <a:xfrm>
+                      <a:off x="0" y="0"/>
+                      <a:ext cx="5268595" cy="3340100"/>
+                    </a:xfrm>
+                    <a:prstGeom prst="rect">
+                      <a:avLst/>
+                    </a:prstGeom>
+                    <a:noFill/>
+                    <a:ln>
+                      <a:noFill/>
+                    </a:ln>
+                  </pic:spPr>
+                </pic:pic>
+              </a:graphicData>
+            </a:graphic>
+          </wp:inline>
+        </w:drawing>
+      </w:r>
+    </w:p>
+    <w:p>
+      <w:pPr>
+        <w:numPr>
+          <w:ilvl w:val="0"/>
+          <w:numId w:val="1"/>
+        </w:numPr>
+        <w:bidi w:val="0"/>
+        <w:ind w:left="0" w:leftChars="0" w:firstLine="0" w:firstLineChars="0"/>
+        <w:rPr>
+          <w:rFonts w:hint="default"/>
+          <w:lang w:val="en-US"/>
+        </w:rPr>
+      </w:pPr>
+      <w:r>
+        <w:rPr>
+          <w:rFonts w:hint="default"/>
+          <w:lang w:val="en-US"/>
+        </w:rPr>
+        <w:t>Xóa tất cả các giá trị trong hàng nếu value bất kỉ cả nó là NaN:</w:t>
+      </w:r>
+    </w:p>
+    <w:p>
+      <w:pPr>
+        <w:numPr>
+          <w:numId w:val="0"/>
+        </w:numPr>
+        <w:bidi w:val="0"/>
+        <w:ind w:leftChars="0"/>
+      </w:pPr>
+      <w:r>
+        <w:drawing>
+          <wp:inline distT="0" distB="0" distL="114300" distR="114300">
+            <wp:extent cx="5270500" cy="373380"/>
+            <wp:effectExtent l="0" t="0" r="6350" b="7620"/>
+            <wp:docPr id="12" name="Picture 4"/>
+            <wp:cNvGraphicFramePr>
+              <a:graphicFrameLocks xmlns:a="http://schemas.openxmlformats.org/drawingml/2006/main" noChangeAspect="1"/>
+            </wp:cNvGraphicFramePr>
+            <a:graphic xmlns:a="http://schemas.openxmlformats.org/drawingml/2006/main">
+              <a:graphicData uri="http://schemas.openxmlformats.org/drawingml/2006/picture">
+                <pic:pic xmlns:pic="http://schemas.openxmlformats.org/drawingml/2006/picture">
+                  <pic:nvPicPr>
+                    <pic:cNvPr id="12" name="Picture 4"/>
+                    <pic:cNvPicPr>
+                      <a:picLocks noChangeAspect="1"/>
+                    </pic:cNvPicPr>
+                  </pic:nvPicPr>
+                  <pic:blipFill>
+                    <a:blip r:embed="rId19"/>
+                    <a:stretch>
+                      <a:fillRect/>
+                    </a:stretch>
+                  </pic:blipFill>
+                  <pic:spPr>
+                    <a:xfrm>
+                      <a:off x="0" y="0"/>
+                      <a:ext cx="5270500" cy="373380"/>
+                    </a:xfrm>
+                    <a:prstGeom prst="rect">
+                      <a:avLst/>
+                    </a:prstGeom>
+                    <a:noFill/>
+                    <a:ln>
+                      <a:noFill/>
+                    </a:ln>
+                  </pic:spPr>
+                </pic:pic>
+              </a:graphicData>
+            </a:graphic>
+          </wp:inline>
+        </w:drawing>
+      </w:r>
+    </w:p>
+    <w:p>
+      <w:pPr>
+        <w:numPr>
+          <w:ilvl w:val="0"/>
+          <w:numId w:val="1"/>
+        </w:numPr>
+        <w:bidi w:val="0"/>
+        <w:ind w:left="0" w:leftChars="0" w:firstLine="0" w:firstLineChars="0"/>
+        <w:rPr>
+          <w:rFonts w:hint="default"/>
+          <w:lang w:val="en-US"/>
+        </w:rPr>
+      </w:pPr>
+      <w:r>
+        <w:rPr>
+          <w:rFonts w:hint="default"/>
+          <w:lang w:val="en-US"/>
+        </w:rPr>
+        <w:t>Hợp các giá trị trong 1 cột (</w:t>
+      </w:r>
+      <w:r>
+        <w:rPr>
+          <w:rFonts w:ascii="SimSun" w:hAnsi="SimSun" w:eastAsia="SimSun" w:cs="SimSun"/>
+          <w:sz w:val="24"/>
+          <w:szCs w:val="24"/>
+        </w:rPr>
+        <w:t xml:space="preserve">nhóm dữ liệu theo cột </w:t>
+      </w:r>
+      <w:r>
+        <w:rPr>
+          <w:rFonts w:hint="default"/>
+          <w:lang w:val="en-US"/>
+        </w:rPr>
+        <w:t>)</w:t>
+      </w:r>
+    </w:p>
+    <w:p>
+      <w:pPr>
+        <w:numPr>
+          <w:numId w:val="0"/>
+        </w:numPr>
+        <w:bidi w:val="0"/>
+        <w:ind w:leftChars="0"/>
+      </w:pPr>
+      <w:r>
+        <w:drawing>
+          <wp:inline distT="0" distB="0" distL="114300" distR="114300">
+            <wp:extent cx="5267960" cy="4038600"/>
+            <wp:effectExtent l="0" t="0" r="8890" b="0"/>
+            <wp:docPr id="14" name="Picture 5"/>
+            <wp:cNvGraphicFramePr>
+              <a:graphicFrameLocks xmlns:a="http://schemas.openxmlformats.org/drawingml/2006/main" noChangeAspect="1"/>
+            </wp:cNvGraphicFramePr>
+            <a:graphic xmlns:a="http://schemas.openxmlformats.org/drawingml/2006/main">
+              <a:graphicData uri="http://schemas.openxmlformats.org/drawingml/2006/picture">
+                <pic:pic xmlns:pic="http://schemas.openxmlformats.org/drawingml/2006/picture">
+                  <pic:nvPicPr>
+                    <pic:cNvPr id="14" name="Picture 5"/>
+                    <pic:cNvPicPr>
+                      <a:picLocks noChangeAspect="1"/>
+                    </pic:cNvPicPr>
+                  </pic:nvPicPr>
+                  <pic:blipFill>
+                    <a:blip r:embed="rId20"/>
+                    <a:stretch>
+                      <a:fillRect/>
+                    </a:stretch>
+                  </pic:blipFill>
+                  <pic:spPr>
+                    <a:xfrm>
+                      <a:off x="0" y="0"/>
+                      <a:ext cx="5267960" cy="4038600"/>
+                    </a:xfrm>
+                    <a:prstGeom prst="rect">
+                      <a:avLst/>
+                    </a:prstGeom>
+                    <a:noFill/>
+                    <a:ln>
+                      <a:noFill/>
+                    </a:ln>
+                  </pic:spPr>
+                </pic:pic>
+              </a:graphicData>
+            </a:graphic>
+          </wp:inline>
+        </w:drawing>
+      </w:r>
+    </w:p>
+    <w:p>
+      <w:pPr>
+        <w:numPr>
+          <w:ilvl w:val="0"/>
+          <w:numId w:val="1"/>
+        </w:numPr>
+        <w:bidi w:val="0"/>
+        <w:ind w:left="0" w:leftChars="0" w:firstLine="0" w:firstLineChars="0"/>
+        <w:rPr>
+          <w:rFonts w:hint="default"/>
+          <w:lang w:val="en-US"/>
+        </w:rPr>
+      </w:pPr>
+      <w:r>
+        <w:rPr>
+          <w:rFonts w:hint="default"/>
+          <w:lang w:val="en-US"/>
+        </w:rPr>
+        <w:t xml:space="preserve">Sau khi nhóm các dữ liệu có thể  sum các cột khác : </w:t>
+      </w:r>
+    </w:p>
+    <w:p>
+      <w:pPr>
+        <w:numPr>
+          <w:numId w:val="0"/>
+        </w:numPr>
+        <w:bidi w:val="0"/>
+        <w:rPr>
+          <w:rFonts w:hint="default"/>
+          <w:lang w:val="en-US"/>
+        </w:rPr>
+      </w:pPr>
+      <w:r>
+        <w:drawing>
+          <wp:inline distT="0" distB="0" distL="114300" distR="114300">
+            <wp:extent cx="5273040" cy="2133600"/>
+            <wp:effectExtent l="0" t="0" r="3810" b="0"/>
+            <wp:docPr id="17" name="Picture 6"/>
+            <wp:cNvGraphicFramePr>
+              <a:graphicFrameLocks xmlns:a="http://schemas.openxmlformats.org/drawingml/2006/main" noChangeAspect="1"/>
+            </wp:cNvGraphicFramePr>
+            <a:graphic xmlns:a="http://schemas.openxmlformats.org/drawingml/2006/main">
+              <a:graphicData uri="http://schemas.openxmlformats.org/drawingml/2006/picture">
+                <pic:pic xmlns:pic="http://schemas.openxmlformats.org/drawingml/2006/picture">
+                  <pic:nvPicPr>
+                    <pic:cNvPr id="17" name="Picture 6"/>
+                    <pic:cNvPicPr>
+                      <a:picLocks noChangeAspect="1"/>
+                    </pic:cNvPicPr>
+                  </pic:nvPicPr>
+                  <pic:blipFill>
+                    <a:blip r:embed="rId21"/>
+                    <a:stretch>
+                      <a:fillRect/>
+                    </a:stretch>
+                  </pic:blipFill>
+                  <pic:spPr>
+                    <a:xfrm>
+                      <a:off x="0" y="0"/>
+                      <a:ext cx="5273040" cy="2133600"/>
+                    </a:xfrm>
+                    <a:prstGeom prst="rect">
+                      <a:avLst/>
+                    </a:prstGeom>
+                    <a:noFill/>
+                    <a:ln>
+                      <a:noFill/>
+                    </a:ln>
+                  </pic:spPr>
+                </pic:pic>
+              </a:graphicData>
+            </a:graphic>
+          </wp:inline>
+        </w:drawing>
+      </w:r>
+      <w:bookmarkStart w:id="0" w:name="_GoBack"/>
+      <w:bookmarkEnd w:id="0"/>
+    </w:p>
+    <w:p>
+      <w:pPr>
         <w:pStyle w:val="2"/>
         <w:bidi w:val="0"/>
         <w:rPr>
@@ -1047,7 +1363,7 @@
                     </pic:cNvPicPr>
                   </pic:nvPicPr>
                   <pic:blipFill>
-                    <a:blip r:embed="rId18"/>
+                    <a:blip r:embed="rId22"/>
                     <a:stretch>
                       <a:fillRect/>
                     </a:stretch>
@@ -1162,7 +1478,7 @@
                     </pic:cNvPicPr>
                   </pic:nvPicPr>
                   <pic:blipFill>
-                    <a:blip r:embed="rId19"/>
+                    <a:blip r:embed="rId23"/>
                     <a:stretch>
                       <a:fillRect/>
                     </a:stretch>
@@ -1328,7 +1644,7 @@
                     </pic:cNvPicPr>
                   </pic:nvPicPr>
                   <pic:blipFill>
-                    <a:blip r:embed="rId20"/>
+                    <a:blip r:embed="rId24"/>
                     <a:stretch>
                       <a:fillRect/>
                     </a:stretch>
@@ -1431,7 +1747,7 @@
                     </pic:cNvPicPr>
                   </pic:nvPicPr>
                   <pic:blipFill>
-                    <a:blip r:embed="rId21"/>
+                    <a:blip r:embed="rId25"/>
                     <a:stretch>
                       <a:fillRect/>
                     </a:stretch>
@@ -1518,7 +1834,7 @@
                     </pic:cNvPicPr>
                   </pic:nvPicPr>
                   <pic:blipFill>
-                    <a:blip r:embed="rId22"/>
+                    <a:blip r:embed="rId26"/>
                     <a:stretch>
                       <a:fillRect/>
                     </a:stretch>
@@ -1582,6 +1898,7 @@
     <w:p>
       <w:pPr>
         <w:numPr>
+          <w:ilvl w:val="0"/>
           <w:numId w:val="0"/>
         </w:numPr>
         <w:rPr>
@@ -1608,7 +1925,7 @@
                     </pic:cNvPicPr>
                   </pic:nvPicPr>
                   <pic:blipFill>
-                    <a:blip r:embed="rId23"/>
+                    <a:blip r:embed="rId27"/>
                     <a:stretch>
                       <a:fillRect/>
                     </a:stretch>
@@ -1632,8 +1949,6 @@
           </wp:inline>
         </w:drawing>
       </w:r>
-      <w:bookmarkStart w:id="0" w:name="_GoBack"/>
-      <w:bookmarkEnd w:id="0"/>
     </w:p>
     <w:sectPr>
       <w:pgSz w:w="11906" w:h="16838"/>
